--- a/docs/generated/DATA_DICTIONARY.en.docx
+++ b/docs/generated/DATA_DICTIONARY.en.docx
@@ -1313,7 +1313,15 @@
         <w:pStyle w:val="ListBullet"/>
       </w:pPr>
       <w:r>
-        <w:t>Lossless Deduplication Key: ["bidNtceNo", "bidNtceOrd", "bidprcCorpBizrno", "opengRank", "dqlfctnRsn", "bidprcAmt", "bidprcTm"]</w:t>
+        <w:t>Raw Deduplication Grain: ["bidNtceNo", "bidNtceOrd", "bidprcCorpBizrno", "opengRank", "dqlfctnRsn", "bidprcAmt", "bidprcTm"] (7-column lossless key to collapse post-opening snapshot updates).</w:t>
+      </w:r>
+    </w:p>
+    <w:p>
+      <w:pPr>
+        <w:pStyle w:val="ListBullet"/>
+      </w:pPr>
+      <w:r>
+        <w:t>Curated Table Primary Key: (bid_notice_no, bid_notice_round, bidder_supplier_id, opening_rank, disqualification_reason_ko, bid_amount_krw, bid_submission_time) (retains 7-column lossless grain).</w:t>
       </w:r>
     </w:p>
     <w:p>

--- a/docs/generated/DATA_DICTIONARY.en.docx
+++ b/docs/generated/DATA_DICTIONARY.en.docx
@@ -4318,6 +4318,563 @@
       </w:pPr>
       <w:r>
         <w:t>bid_price_ratio: Bid amount relative to estimated price (bid_amount_krw / estimated_price_krw)</w:t>
+      </w:r>
+    </w:p>
+    <w:p>
+      <w:pPr>
+        <w:pStyle w:val="Heading1"/>
+      </w:pPr>
+      <w:r>
+        <w:t>6. Curated Relational Tables (CURATED_SCHEMA_VERSION = "1.0.0")</w:t>
+      </w:r>
+    </w:p>
+    <w:p>
+      <w:r>
+        <w:t>Schema specifications for the 7 normalized relational tables generated under data/processed/curated/YYYY_MM/.</w:t>
+      </w:r>
+    </w:p>
+    <w:p>
+      <w:pPr>
+        <w:pStyle w:val="Heading2"/>
+      </w:pPr>
+      <w:r>
+        <w:t>6.1 01_tenders.parquet (Tender Announcements Master)</w:t>
+      </w:r>
+    </w:p>
+    <w:p>
+      <w:pPr>
+        <w:pStyle w:val="ListBullet"/>
+      </w:pPr>
+      <w:r>
+        <w:t>Physical Primary Key (PK): (bid_notice_no, bid_notice_round)</w:t>
+      </w:r>
+    </w:p>
+    <w:p>
+      <w:pPr>
+        <w:pStyle w:val="ListBullet"/>
+      </w:pPr>
+      <w:r>
+        <w:t>Row Count: 32,895 rows (August 2026, 100% unique)</w:t>
+      </w:r>
+    </w:p>
+    <w:p>
+      <w:pPr>
+        <w:pStyle w:val="ListBullet"/>
+      </w:pPr>
+      <w:r>
+        <w:t>Key Columns: bid_notice_no, bid_notice_round, bid_notice_name_ko, notice_agency_code, notice_agency_name_ko, demand_agency_code, demand_agency_name_ko, business_div_name_ko, contract_method_ko, award_method_ko, assigned_budget_krw, estimated_price_krw, bid_notice_date, bid_begin_date, bid_close_date, opening_date, is_joint_contract, is_electronic_bid, is_region_limited, is_industry_limited</w:t>
+      </w:r>
+    </w:p>
+    <w:p>
+      <w:pPr>
+        <w:pStyle w:val="Heading2"/>
+      </w:pPr>
+      <w:r>
+        <w:t>6.2 02_bidder_submissions.parquet (Individual Bidder Submissions)</w:t>
+      </w:r>
+    </w:p>
+    <w:p>
+      <w:pPr>
+        <w:pStyle w:val="ListBullet"/>
+      </w:pPr>
+      <w:r>
+        <w:t>Physical Primary Key (PK): bid_submission_id (BID_&lt;32 hex&gt;, deterministic SHA-256 surrogate key, 100% unique)</w:t>
+      </w:r>
+    </w:p>
+    <w:p>
+      <w:pPr>
+        <w:pStyle w:val="ListBullet"/>
+      </w:pPr>
+      <w:r>
+        <w:t>Business Reconciliation Grain: (bid_notice_no, bid_notice_round, bidder_supplier_id, opening_rank, disqualification_reason_ko, bid_amount_krw, bid_submission_time) (7-column lossless grain)</w:t>
+      </w:r>
+    </w:p>
+    <w:p>
+      <w:pPr>
+        <w:pStyle w:val="ListBullet"/>
+      </w:pPr>
+      <w:r>
+        <w:t>Row Count: 2,107,948 rows (August 2026)</w:t>
+      </w:r>
+    </w:p>
+    <w:p>
+      <w:pPr>
+        <w:pStyle w:val="ListBullet"/>
+      </w:pPr>
+      <w:r>
+        <w:t>Key Columns:</w:t>
+      </w:r>
+    </w:p>
+    <w:p>
+      <w:pPr>
+        <w:pStyle w:val="ListBullet"/>
+      </w:pPr>
+      <w:r>
+        <w:t>bid_submission_id: string (PK, BID_ prefix)</w:t>
+      </w:r>
+    </w:p>
+    <w:p>
+      <w:pPr>
+        <w:pStyle w:val="ListBullet"/>
+      </w:pPr>
+      <w:r>
+        <w:t>bid_notice_no, bid_notice_round: tender reference (FK)</w:t>
+      </w:r>
+    </w:p>
+    <w:p>
+      <w:pPr>
+        <w:pStyle w:val="ListBullet"/>
+      </w:pPr>
+      <w:r>
+        <w:t>bidder_supplier_id: pseudonymized supplier reference (FK, SUP_ prefix)</w:t>
+      </w:r>
+    </w:p>
+    <w:p>
+      <w:pPr>
+        <w:pStyle w:val="ListBullet"/>
+      </w:pPr>
+      <w:r>
+        <w:t>tender_in_scope: whether tender notice is in current scope window (boolean)</w:t>
+      </w:r>
+    </w:p>
+    <w:p>
+      <w:pPr>
+        <w:pStyle w:val="ListBullet"/>
+      </w:pPr>
+      <w:r>
+        <w:t>bid_amount_krw: submitted bid amount (float64, KRW)</w:t>
+      </w:r>
+    </w:p>
+    <w:p>
+      <w:pPr>
+        <w:pStyle w:val="ListBullet"/>
+      </w:pPr>
+      <w:r>
+        <w:t>bid_rate_pct: bid rate relative to scheduled price (float64, %)</w:t>
+      </w:r>
+    </w:p>
+    <w:p>
+      <w:pPr>
+        <w:pStyle w:val="ListBullet"/>
+      </w:pPr>
+      <w:r>
+        <w:t>opening_rank: rank determined at opening (float64)</w:t>
+      </w:r>
+    </w:p>
+    <w:p>
+      <w:pPr>
+        <w:pStyle w:val="ListBullet"/>
+      </w:pPr>
+      <w:r>
+        <w:t>is_selected_winner: whether bid was selected as winner (boolean)</w:t>
+      </w:r>
+    </w:p>
+    <w:p>
+      <w:pPr>
+        <w:pStyle w:val="ListBullet"/>
+      </w:pPr>
+      <w:r>
+        <w:t>disqualification_reason_ko: disqualification reason (string)</w:t>
+      </w:r>
+    </w:p>
+    <w:p>
+      <w:pPr>
+        <w:pStyle w:val="ListBullet"/>
+      </w:pPr>
+      <w:r>
+        <w:t>bid_submission_time: bid submission timestamp (string)</w:t>
+      </w:r>
+    </w:p>
+    <w:p>
+      <w:pPr>
+        <w:pStyle w:val="Heading2"/>
+      </w:pPr>
+      <w:r>
+        <w:t>6.3 03_award_outcomes.parquet (Final Award Outcomes)</w:t>
+      </w:r>
+    </w:p>
+    <w:p>
+      <w:pPr>
+        <w:pStyle w:val="ListBullet"/>
+      </w:pPr>
+      <w:r>
+        <w:t>Physical Primary Key (PK): award_outcome_id (AWD_&lt;32 hex&gt;, deterministic SHA-256 surrogate key, 100% unique)</w:t>
+      </w:r>
+    </w:p>
+    <w:p>
+      <w:pPr>
+        <w:pStyle w:val="ListBullet"/>
+      </w:pPr>
+      <w:r>
+        <w:t>Business Reconciliation Grain: (bid_notice_no, bid_notice_round, winner_supplier_id, award_amount_krw, bid_submission_time)</w:t>
+      </w:r>
+    </w:p>
+    <w:p>
+      <w:pPr>
+        <w:pStyle w:val="ListBullet"/>
+      </w:pPr>
+      <w:r>
+        <w:t>Row Count: 17,315 rows (all selected winners)</w:t>
+      </w:r>
+    </w:p>
+    <w:p>
+      <w:pPr>
+        <w:pStyle w:val="ListBullet"/>
+      </w:pPr>
+      <w:r>
+        <w:t>Award Amount Null Policy: Exactly 24 rows (0.14%) have NULL award_amount_krw due to unfinalized post-opening adjudication. Preserved as NULL per DO NOT IMPUTE policy.</w:t>
+      </w:r>
+    </w:p>
+    <w:p>
+      <w:pPr>
+        <w:pStyle w:val="ListBullet"/>
+      </w:pPr>
+      <w:r>
+        <w:t>Key Columns:</w:t>
+      </w:r>
+    </w:p>
+    <w:p>
+      <w:pPr>
+        <w:pStyle w:val="ListBullet"/>
+      </w:pPr>
+      <w:r>
+        <w:t>award_outcome_id: string (PK, AWD_ prefix)</w:t>
+      </w:r>
+    </w:p>
+    <w:p>
+      <w:pPr>
+        <w:pStyle w:val="ListBullet"/>
+      </w:pPr>
+      <w:r>
+        <w:t>bid_notice_no, bid_notice_round: tender reference (FK)</w:t>
+      </w:r>
+    </w:p>
+    <w:p>
+      <w:pPr>
+        <w:pStyle w:val="ListBullet"/>
+      </w:pPr>
+      <w:r>
+        <w:t>winner_supplier_id: winning supplier reference (FK, SUP_ prefix)</w:t>
+      </w:r>
+    </w:p>
+    <w:p>
+      <w:pPr>
+        <w:pStyle w:val="ListBullet"/>
+      </w:pPr>
+      <w:r>
+        <w:t>tender_in_scope: whether tender notice is in current scope window (boolean)</w:t>
+      </w:r>
+    </w:p>
+    <w:p>
+      <w:pPr>
+        <w:pStyle w:val="ListBullet"/>
+      </w:pPr>
+      <w:r>
+        <w:t>award_amount_krw: final contract award amount (float64, Nullable in 24 cases)</w:t>
+      </w:r>
+    </w:p>
+    <w:p>
+      <w:pPr>
+        <w:pStyle w:val="ListBullet"/>
+      </w:pPr>
+      <w:r>
+        <w:t>award_rate: final award rate (float64, %)</w:t>
+      </w:r>
+    </w:p>
+    <w:p>
+      <w:pPr>
+        <w:pStyle w:val="ListBullet"/>
+      </w:pPr>
+      <w:r>
+        <w:t>award_date: award decision date (string)</w:t>
+      </w:r>
+    </w:p>
+    <w:p>
+      <w:pPr>
+        <w:pStyle w:val="ListBullet"/>
+      </w:pPr>
+      <w:r>
+        <w:t>scheduled_price_krw: final scheduled price (float64)</w:t>
+      </w:r>
+    </w:p>
+    <w:p>
+      <w:pPr>
+        <w:pStyle w:val="ListBullet"/>
+      </w:pPr>
+      <w:r>
+        <w:t>base_amount_krw: base price (float64)</w:t>
+      </w:r>
+    </w:p>
+    <w:p>
+      <w:pPr>
+        <w:pStyle w:val="ListBullet"/>
+      </w:pPr>
+      <w:r>
+        <w:t>award_method_ko: award decision method (string)</w:t>
+      </w:r>
+    </w:p>
+    <w:p>
+      <w:pPr>
+        <w:pStyle w:val="Heading2"/>
+      </w:pPr>
+      <w:r>
+        <w:t>6.4 04_contracts.parquet (Executed Contracts Master)</w:t>
+      </w:r>
+    </w:p>
+    <w:p>
+      <w:pPr>
+        <w:pStyle w:val="ListBullet"/>
+      </w:pPr>
+      <w:r>
+        <w:t>Physical Primary Key (PK): unified_contract_no (untyCntrctNo, 100% unique)</w:t>
+      </w:r>
+    </w:p>
+    <w:p>
+      <w:pPr>
+        <w:pStyle w:val="ListBullet"/>
+      </w:pPr>
+      <w:r>
+        <w:t>Row Count: 115,945 rows</w:t>
+      </w:r>
+    </w:p>
+    <w:p>
+      <w:pPr>
+        <w:pStyle w:val="ListBullet"/>
+      </w:pPr>
+      <w:r>
+        <w:t>Key Columns: unified_contract_no, contract_no, contract_round, contract_title_ko, contract_date, contract_method_ko, total_contract_amount_krw, contract_amount_krw, contract_agency_code, contract_agency_name_ko, demand_agency_code, demand_agency_name_ko, contractor_supplier_id (FK), contractor_name_ko, bid_notice_no, bid_notice_round, contract_period, is_joint_contract</w:t>
+      </w:r>
+    </w:p>
+    <w:p>
+      <w:pPr>
+        <w:pStyle w:val="Heading2"/>
+      </w:pPr>
+      <w:r>
+        <w:t>6.5 05_suppliers.parquet (Supplier Dimension)</w:t>
+      </w:r>
+    </w:p>
+    <w:p>
+      <w:pPr>
+        <w:pStyle w:val="ListBullet"/>
+      </w:pPr>
+      <w:r>
+        <w:t>Physical Primary Key (PK): supplier_id (SUP_&lt;32 hex&gt;, HMAC-SHA256 hash key)</w:t>
+      </w:r>
+    </w:p>
+    <w:p>
+      <w:pPr>
+        <w:pStyle w:val="ListBullet"/>
+      </w:pPr>
+      <w:r>
+        <w:t>Row Count: 143,842 enterprises (consolidated across bidders, winners, and contractors)</w:t>
+      </w:r>
+    </w:p>
+    <w:p>
+      <w:pPr>
+        <w:pStyle w:val="ListBullet"/>
+      </w:pPr>
+      <w:r>
+        <w:t>Privacy Preservation: Zero raw business registration numbers; masked string (masked_biz_no: 123-45-*) provided.</w:t>
+      </w:r>
+    </w:p>
+    <w:p>
+      <w:pPr>
+        <w:pStyle w:val="ListBullet"/>
+      </w:pPr>
+      <w:r>
+        <w:t>Key Columns:</w:t>
+      </w:r>
+    </w:p>
+    <w:p>
+      <w:pPr>
+        <w:pStyle w:val="ListBullet"/>
+      </w:pPr>
+      <w:r>
+        <w:t>supplier_id: pseudonymized supplier identifier (PK)</w:t>
+      </w:r>
+    </w:p>
+    <w:p>
+      <w:pPr>
+        <w:pStyle w:val="ListBullet"/>
+      </w:pPr>
+      <w:r>
+        <w:t>supplier_name_ko: registered company name (string)</w:t>
+      </w:r>
+    </w:p>
+    <w:p>
+      <w:pPr>
+        <w:pStyle w:val="ListBullet"/>
+      </w:pPr>
+      <w:r>
+        <w:t>masked_biz_no: masked business registration number (123-45-*)</w:t>
+      </w:r>
+    </w:p>
+    <w:p>
+      <w:pPr>
+        <w:pStyle w:val="ListBullet"/>
+      </w:pPr>
+      <w:r>
+        <w:t>is_bidder, is_winner, is_contractor: participation role flags (boolean)</w:t>
+      </w:r>
+    </w:p>
+    <w:p>
+      <w:pPr>
+        <w:pStyle w:val="ListBullet"/>
+      </w:pPr>
+      <w:r>
+        <w:t>total_bids_in_scope, total_wins_in_scope, total_contracts_in_scope: monthly activity counts (int64)</w:t>
+      </w:r>
+    </w:p>
+    <w:p>
+      <w:pPr>
+        <w:pStyle w:val="ListBullet"/>
+      </w:pPr>
+      <w:r>
+        <w:t>total_contract_amount_krw: monthly total contracted amount (float64)</w:t>
+      </w:r>
+    </w:p>
+    <w:p>
+      <w:pPr>
+        <w:pStyle w:val="Heading2"/>
+      </w:pPr>
+      <w:r>
+        <w:t>6.6 06_agencies.parquet (Agency Dimension)</w:t>
+      </w:r>
+    </w:p>
+    <w:p>
+      <w:pPr>
+        <w:pStyle w:val="ListBullet"/>
+      </w:pPr>
+      <w:r>
+        <w:t>Physical Primary Key (PK): agency_code (7-digit standard public agency code)</w:t>
+      </w:r>
+    </w:p>
+    <w:p>
+      <w:pPr>
+        <w:pStyle w:val="ListBullet"/>
+      </w:pPr>
+      <w:r>
+        <w:t>Row Count: 14,091 public entities</w:t>
+      </w:r>
+    </w:p>
+    <w:p>
+      <w:pPr>
+        <w:pStyle w:val="ListBullet"/>
+      </w:pPr>
+      <w:r>
+        <w:t>Key Columns:</w:t>
+      </w:r>
+    </w:p>
+    <w:p>
+      <w:pPr>
+        <w:pStyle w:val="ListBullet"/>
+      </w:pPr>
+      <w:r>
+        <w:t>agency_code: standard agency code (PK)</w:t>
+      </w:r>
+    </w:p>
+    <w:p>
+      <w:pPr>
+        <w:pStyle w:val="ListBullet"/>
+      </w:pPr>
+      <w:r>
+        <w:t>agency_name_ko: official agency name (string)</w:t>
+      </w:r>
+    </w:p>
+    <w:p>
+      <w:pPr>
+        <w:pStyle w:val="ListBullet"/>
+      </w:pPr>
+      <w:r>
+        <w:t>is_notice_agency, is_demand_agency, is_contract_agency: role flags (boolean)</w:t>
+      </w:r>
+    </w:p>
+    <w:p>
+      <w:pPr>
+        <w:pStyle w:val="ListBullet"/>
+      </w:pPr>
+      <w:r>
+        <w:t>total_tenders_in_scope, total_contracts_in_scope: monthly procurement activity counts (int64)</w:t>
+      </w:r>
+    </w:p>
+    <w:p>
+      <w:pPr>
+        <w:pStyle w:val="Heading2"/>
+      </w:pPr>
+      <w:r>
+        <w:t>6.7 07_tender_contract_bridge.parquet (Tender-Contract Relationship Bridge)</w:t>
+      </w:r>
+    </w:p>
+    <w:p>
+      <w:pPr>
+        <w:pStyle w:val="ListBullet"/>
+      </w:pPr>
+      <w:r>
+        <w:t>Physical Primary Key (PK): unified_contract_no</w:t>
+      </w:r>
+    </w:p>
+    <w:p>
+      <w:pPr>
+        <w:pStyle w:val="ListBullet"/>
+      </w:pPr>
+      <w:r>
+        <w:t>Row Count: 40,677 rows (100% of tender-linked contracts; 75,268 unlinked contracts excluded)</w:t>
+      </w:r>
+    </w:p>
+    <w:p>
+      <w:pPr>
+        <w:pStyle w:val="ListBullet"/>
+      </w:pPr>
+      <w:r>
+        <w:t>Key Columns:</w:t>
+      </w:r>
+    </w:p>
+    <w:p>
+      <w:pPr>
+        <w:pStyle w:val="ListBullet"/>
+      </w:pPr>
+      <w:r>
+        <w:t>unified_contract_no: contract identifier (PK, FK → contracts)</w:t>
+      </w:r>
+    </w:p>
+    <w:p>
+      <w:pPr>
+        <w:pStyle w:val="ListBullet"/>
+      </w:pPr>
+      <w:r>
+        <w:t>bid_notice_no, bid_notice_round: tender notice key (FK → tenders)</w:t>
+      </w:r>
+    </w:p>
+    <w:p>
+      <w:pPr>
+        <w:pStyle w:val="ListBullet"/>
+      </w:pPr>
+      <w:r>
+        <w:t>tender_in_scope: whether tender notice is in current scope window (boolean)</w:t>
+      </w:r>
+    </w:p>
+    <w:p>
+      <w:pPr>
+        <w:pStyle w:val="ListBullet"/>
+      </w:pPr>
+      <w:r>
+        <w:t>contract_amount_krw: contract amount (float64)</w:t>
+      </w:r>
+    </w:p>
+    <w:p>
+      <w:pPr>
+        <w:pStyle w:val="ListBullet"/>
+      </w:pPr>
+      <w:r>
+        <w:t>contract_date: contract date (string)</w:t>
+      </w:r>
+    </w:p>
+    <w:p>
+      <w:pPr>
+        <w:pStyle w:val="ListBullet"/>
+      </w:pPr>
+      <w:r>
+        <w:t>contractor_supplier_id: contractor reference (FK → suppliers)</w:t>
       </w:r>
     </w:p>
     <w:sectPr>

--- a/docs/generated/DATA_DICTIONARY.en.docx
+++ b/docs/generated/DATA_DICTIONARY.en.docx
@@ -4325,12 +4325,12 @@
         <w:pStyle w:val="Heading1"/>
       </w:pPr>
       <w:r>
-        <w:t>6. Curated Relational Tables (CURATED_SCHEMA_VERSION = "1.0.0")</w:t>
+        <w:t>6. Curated / Public Relational Tables (CURATED_SCHEMA_VERSION = "1.1.0")</w:t>
       </w:r>
     </w:p>
     <w:p>
       <w:r>
-        <w:t>Schema specifications for the 7 normalized relational tables generated under data/processed/curated/YYYY_MM/.</w:t>
+        <w:t>The row counts below describe the 2025-09-01 through 2026-08-31 public Kaggle payload. Monthly curated outputs are restartable verification units; scripts/build_kaggle_release.py merges them into seven ZSTD Parquet files. Supplier company names and business registration numbers are excluded from the public payload.</w:t>
       </w:r>
     </w:p>
     <w:p>
@@ -4354,7 +4354,7 @@
         <w:pStyle w:val="ListBullet"/>
       </w:pPr>
       <w:r>
-        <w:t>Row Count: 32,895 rows (August 2026, 100% unique)</w:t>
+        <w:t>Row Count: 470,937 rows</w:t>
       </w:r>
     </w:p>
     <w:p>
@@ -4394,7 +4394,7 @@
         <w:pStyle w:val="ListBullet"/>
       </w:pPr>
       <w:r>
-        <w:t>Row Count: 2,107,948 rows (August 2026)</w:t>
+        <w:t>Row Count: 35,907,867 rows</w:t>
       </w:r>
     </w:p>
     <w:p>
@@ -4450,7 +4450,7 @@
         <w:pStyle w:val="ListBullet"/>
       </w:pPr>
       <w:r>
-        <w:t>bid_rate_pct: bid rate relative to scheduled price (float64, %)</w:t>
+        <w:t>bid_rate: bid rate relative to the source reference price (float64, %)</w:t>
       </w:r>
     </w:p>
     <w:p>
@@ -4514,7 +4514,7 @@
         <w:pStyle w:val="ListBullet"/>
       </w:pPr>
       <w:r>
-        <w:t>Row Count: 17,315 rows (all selected winners)</w:t>
+        <w:t>Row Count: 305,995 rows (selected winners)</w:t>
       </w:r>
     </w:p>
     <w:p>
@@ -4522,7 +4522,7 @@
         <w:pStyle w:val="ListBullet"/>
       </w:pPr>
       <w:r>
-        <w:t>Award Amount Null Policy: Exactly 24 rows (0.14%) have NULL award_amount_krw due to unfinalized post-opening adjudication. Preserved as NULL per DO NOT IMPUTE policy.</w:t>
+        <w:t>Award Amount Null Policy: 280 award_amount_krw values are NULL in the source snapshot and are preserved as observed. No administrative cause is inferred from missingness alone; the release applies a DO NOT IMPUTE policy.</w:t>
       </w:r>
     </w:p>
     <w:p>
@@ -4570,7 +4570,7 @@
         <w:pStyle w:val="ListBullet"/>
       </w:pPr>
       <w:r>
-        <w:t>award_amount_krw: final contract award amount (float64, Nullable in 24 cases)</w:t>
+        <w:t>award_amount_krw: final award amount (float64, Nullable)</w:t>
       </w:r>
     </w:p>
     <w:p>
@@ -4634,7 +4634,7 @@
         <w:pStyle w:val="ListBullet"/>
       </w:pPr>
       <w:r>
-        <w:t>Row Count: 115,945 rows</w:t>
+        <w:t>Row Count: 1,894,598 rows</w:t>
       </w:r>
     </w:p>
     <w:p>
@@ -4642,7 +4642,15 @@
         <w:pStyle w:val="ListBullet"/>
       </w:pPr>
       <w:r>
-        <w:t>Key Columns: unified_contract_no, contract_no, contract_round, contract_title_ko, contract_date, contract_method_ko, total_contract_amount_krw, contract_amount_krw, contract_agency_code, contract_agency_name_ko, demand_agency_code, demand_agency_name_ko, contractor_supplier_id (FK), contractor_name_ko, bid_notice_no, bid_notice_round, contract_period, is_joint_contract</w:t>
+        <w:t>Key Columns: unified_contract_no, contract_no, contract_round, contract_title_ko, contract_date, contract_method_ko, total_contract_amount_krw, contract_amount_krw, contract_agency_code, contract_agency_name_ko, demand_agency_code, demand_agency_name_ko, contractor_supplier_id (FK), bid_notice_no, bid_notice_round, contract_period, is_joint_contract</w:t>
+      </w:r>
+    </w:p>
+    <w:p>
+      <w:pPr>
+        <w:pStyle w:val="ListBullet"/>
+      </w:pPr>
+      <w:r>
+        <w:t>Amount Anomaly Policy: Negative contract amounts verified in source JSON are preserved rather than deleted or coerced to zero.</w:t>
       </w:r>
     </w:p>
     <w:p>
@@ -4666,7 +4674,7 @@
         <w:pStyle w:val="ListBullet"/>
       </w:pPr>
       <w:r>
-        <w:t>Row Count: 143,842 enterprises (consolidated across bidders, winners, and contractors)</w:t>
+        <w:t>Row Count: 261,474 pseudonymized supplier IDs (consolidated across bidders, winners, and contractors)</w:t>
       </w:r>
     </w:p>
     <w:p>
@@ -4674,7 +4682,7 @@
         <w:pStyle w:val="ListBullet"/>
       </w:pPr>
       <w:r>
-        <w:t>Privacy Preservation: Zero raw business registration numbers; masked string (masked_biz_no: 123-45-*) provided.</w:t>
+        <w:t>Privacy Preservation: Raw business registration numbers, masked business registration numbers, and supplier company names are all excluded from the public payload. supplier_id is an HMAC-SHA256 identifier generated with a dedicated secret.</w:t>
       </w:r>
     </w:p>
     <w:p>
@@ -4698,22 +4706,6 @@
         <w:pStyle w:val="ListBullet"/>
       </w:pPr>
       <w:r>
-        <w:t>supplier_name_ko: registered company name (string)</w:t>
-      </w:r>
-    </w:p>
-    <w:p>
-      <w:pPr>
-        <w:pStyle w:val="ListBullet"/>
-      </w:pPr>
-      <w:r>
-        <w:t>masked_biz_no: masked business registration number (123-45-*)</w:t>
-      </w:r>
-    </w:p>
-    <w:p>
-      <w:pPr>
-        <w:pStyle w:val="ListBullet"/>
-      </w:pPr>
-      <w:r>
         <w:t>is_bidder, is_winner, is_contractor: participation role flags (boolean)</w:t>
       </w:r>
     </w:p>
@@ -4722,7 +4714,7 @@
         <w:pStyle w:val="ListBullet"/>
       </w:pPr>
       <w:r>
-        <w:t>total_bids_in_scope, total_wins_in_scope, total_contracts_in_scope: monthly activity counts (int64)</w:t>
+        <w:t>snapshot_total_bids_in_scope, snapshot_total_wins_in_scope, snapshot_total_contracts_in_scope: activity counts across the 12-month public scope (int64)</w:t>
       </w:r>
     </w:p>
     <w:p>
@@ -4730,7 +4722,15 @@
         <w:pStyle w:val="ListBullet"/>
       </w:pPr>
       <w:r>
-        <w:t>total_contract_amount_krw: monthly total contracted amount (float64)</w:t>
+        <w:t>snapshot_total_contract_amount_krw: contracted amount across the 12-month public scope (float64)</w:t>
+      </w:r>
+    </w:p>
+    <w:p>
+      <w:pPr>
+        <w:pStyle w:val="ListBullet"/>
+      </w:pPr>
+      <w:r>
+        <w:t>ML Warning: snapshot_total_* fields aggregate the full release window and must not be used directly as leak-free historical prediction features.</w:t>
       </w:r>
     </w:p>
     <w:p>
@@ -4754,7 +4754,7 @@
         <w:pStyle w:val="ListBullet"/>
       </w:pPr>
       <w:r>
-        <w:t>Row Count: 14,091 public entities</w:t>
+        <w:t>Row Count: 27,214 public entities</w:t>
       </w:r>
     </w:p>
     <w:p>
@@ -4794,7 +4794,7 @@
         <w:pStyle w:val="ListBullet"/>
       </w:pPr>
       <w:r>
-        <w:t>total_tenders_in_scope, total_contracts_in_scope: monthly procurement activity counts (int64)</w:t>
+        <w:t>snapshot_total_tenders_in_scope, snapshot_total_contracts_in_scope: procurement activity counts across the 12-month public scope (int64)</w:t>
       </w:r>
     </w:p>
     <w:p>
@@ -4818,7 +4818,7 @@
         <w:pStyle w:val="ListBullet"/>
       </w:pPr>
       <w:r>
-        <w:t>Row Count: 40,677 rows (100% of tender-linked contracts; 75,268 unlinked contracts excluded)</w:t>
+        <w:t>Row Count: 637,107 tender-contract links for contracts containing a tender notice reference</w:t>
       </w:r>
     </w:p>
     <w:p>
@@ -4874,7 +4874,12 @@
         <w:pStyle w:val="ListBullet"/>
       </w:pPr>
       <w:r>
-        <w:t>contractor_supplier_id: contractor reference (FK → suppliers)</w:t>
+        <w:t>match_type: tender-contract linkage type (string)</w:t>
+      </w:r>
+    </w:p>
+    <w:p>
+      <w:r>
+        <w:t>See HISTORICAL_RELEASE_2025_09_2026_08.en.md and docs/metrics/release_202509_202608.json for the full release validation and per-file SHA-256 receipts.</w:t>
       </w:r>
     </w:p>
     <w:sectPr>
